--- a/courts/third-circuit/pennsylvania/state/supreme-court/reply-brief/usage/OUTPUT-reply-brief.docx
+++ b/courts/third-circuit/pennsylvania/state/supreme-court/reply-brief/usage/OUTPUT-reply-brief.docx
@@ -2228,55 +2228,25 @@
         <w:t xml:space="preserve"> </w:t>
       </w:r>
       <w:r>
-        <w:t xml:space="preserve">The first difference the Judicial District points to is utterly meaningless in determining whether the MMA protects medical marijuana patients from threats to revoke their probation for MMA-compliant medical marijuana use. The Judicial District argues that the reference in the AMMA to “disciplinary action by a court” in its patient-protection language, Ariz. Rev. Stat. Ann. § 36</w:t>
+        <w:t xml:space="preserve">The first difference the Judicial District points to is utterly meaningless in determining whether the MMA protects medical marijuana patients from threats to revoke their probation for MMA-compliant medical marijuana use. The Judicial District argues that the reference in the AMMA to “disciplinary action by a court” in its patient-protection language, Ariz. Rev. Stat. Ann. § 36-⁠2811(B) (protecting patients from, inter alia, “denial of any right or privilege, including any civil penalty or disciplinary action by a court or occupational or professional licensing board or bureau”), is an important distinction from the MMA’s language, which protects patients from, inter alia, being “denied any right or privilege, including civil penalty or disciplinary action by a Commonwealth licensing board or commission.” 35 P.S. § 10231.2103(a). Not only is it obvious that the reference to “disciplinary action by a court” is intended to apply to disciplinary action against members of the bar of a court given that it directly precedes “or occupational or professional licensing board or bureau,” but the Arizona Supreme Court did not rely on that language in its decision. The court’s holding that “any probation term that threatens to revoke probation for medical marijuana use that complies with the terms of AMMA is unenforceable and illegal under AMMA,” was grounded in the law’s “sweeping grant of immunity against ‘penalty in any manner, or denial of any right or privilege.’” Reed-Kaliher, 347 P.3d at 139</w:t>
       </w:r>
       <w:r>
         <w:noBreakHyphen/>
       </w:r>
       <w:r>
-        <w:t xml:space="preserve">2811(B) (protecting patients from, inter alia, “denial of any right or privilege, including any civil penalty or disciplinary action by a court or occupational or professional licensing board or bureau”), is an important distinction from the MMA’s language, which protects patients from, inter alia, being “denied any right or privilege, including civil penalty or disciplinary action by a Commonwealth licensing board or commission.” 35 P.S. § 10231.2103(a). Not only is it obvious that the reference to “disciplinary action by a court” is intended to apply to disciplinary action against members of the bar of a court given that it directly precedes “or occupational or professional licensing board or bureau,” but the Arizona Supreme Court did not rely on that language in its decision. The court’s holding that “any probation term that threatens to revoke probation for medical marijuana use that complies with the terms of AMMA is unenforceable and illegal under AMMA,” was grounded in the law’s “sweeping grant of immunity against ‘penalty in any manner, or denial of any right or privilege.’” Reed-Kaliher, 347 P.3d at 139</w:t>
-      </w:r>
-      <w:r>
-        <w:noBreakHyphen/>
-      </w:r>
-      <w:r>
-        <w:t xml:space="preserve">40 (quoting Ariz. Rev. Stat. § 36</w:t>
-      </w:r>
-      <w:r>
-        <w:noBreakHyphen/>
-      </w:r>
-      <w:r>
-        <w:t xml:space="preserve">2811(B) (emphasis added by court)). With the exception of the words “denial of any,” which are replaced by the words “denied any” in the MMA, the language relied on by the Arizona Supreme Court is identical to the language Petitioners rely on here.</w:t>
-      </w:r>
-      <w:r>
-        <w:t xml:space="preserve"> </w:t>
-      </w:r>
-      <w:r>
-        <w:t xml:space="preserve">The second difference the 52nd Judicial District focuses on is the motivation for the adverse action. The Judicial District contends that the AMMA is distinguishable from the MMA because the AMMA “does not contain Pennsylvania’s ‘but for’ language.” Respondent’s Br. at 13. Leaving aside the fact that the MMA does not use the phrase “but for” and instead provides that patients “shall not be subject to arrest, prosecution or penalty in any manner, or denied any right or privilege . . . solely for lawful use of medical marijuana,” 35 P.S. § 10231.2013(a) (emphasis added), the AMMA contains essentially the same provision. It states that a “registered qualifying patient . . . is not subject to arrest, prosecution or penalty in any manner, or denial of any right or privilege . . . [f]or the registered qualifying patient’s medical use of marijuana pursuant to this chapter.” Ariz. Rev. Stat. § 36</w:t>
-      </w:r>
-      <w:r>
-        <w:noBreakHyphen/>
-      </w:r>
-      <w:r>
-        <w:t xml:space="preserve">2811(B) (emphasis added). Both provisions are designed to establish a nexus between the protected conduct—medical marijuana use—and actions that would deter a person from engaging in that protected conduct. The Judicial District provides no explanation as to how the addition of the word “solely” would alter the Arizona Supreme Court’s conclusion in Reed- Kaliher.8 That is because it makes no difference. The intent of both laws is to protect medical marijuana patients from adverse actions that they would not face except for their use of medical marijuana in compliance with state law. The Judicial District also notes that the provision of the medical marijuana law that the Montana Supreme Court relied on in State v. Nelson, 195 P.3d 826 (Mont. 2008), does not contain the “solely for” phrase and instead provides that “A qualifying patient . . . may not be arrested, prosecuted, or penalized in any manner or be denied any right or privilege . . . for the medical use of marijuana.” Id. at 828 (emphasis added) (quoting Mont. Code Ann. § 50</w:t>
-      </w:r>
-      <w:r>
-        <w:noBreakHyphen/>
-      </w:r>
-      <w:r>
-        <w:t xml:space="preserve">46</w:t>
-      </w:r>
-      <w:r>
-        <w:noBreakHyphen/>
-      </w:r>
-      <w:r>
-        <w:t xml:space="preserve">201(1) (repealed 2011)). Again, the Judicial District does not explain how or why the word “solely” would have altered the court’s holding that the state medical marijuana law “simply does not give sentencing judges the authority to limit the privilege of medical use of marijuana while under state supervision.” Id. at 833. The Judicial District also claims, incorrectly, that “[t]he Montana Supreme Court was mostly concerned with the concept of an outright ban against the use of medical marijuana.” Respondent’s Br. at 24–25. In fact, the sentencing court in Nelson allowed the probationer to use medical marijuana in pill form but denied his request to smoke marijuana. Id. at 829. The Montana Supreme Court held that “[i]n limiting Nelson to the ingestion of marijuana in pill form, and requiring him to have a physician’s prescription to do so, the District Court ignored the clear intent of the voters of Montana that a qualifying patient with a valid registry identification card be lawfully entitled to grow and consume marijuana in legal amounts.” Id. at</w:t>
-      </w:r>
-      <w:r>
-        <w:t xml:space="preserve"> </w:t>
-      </w:r>
-      <w:r>
-        <w:t xml:space="preserve">That is why the Arizona Supreme Court held that the “AMMA bars courts from imposing a probation condition prohibiting the use of medical marijuana pursuant to AMMA,” Reed-Kaliher, 347 P.3d at 142. Because “[p]robation is a privilege,” conditioning a plea offer “on acceptance of a probationary term that would prohibit a qualified patient from using medical marijuana pursuant to the Act . . . would constitute the denial of a privilege.” Id. at 139. And because “[r]evocation of probation is a penalty,” imposing such a condition or penalizing a probationer “by revoking probation for such AMMA-compliant use . . . would constitute a punishment.” Id. Either way, such conditions conflict with the immunity accorded to medical marijuana patients and are thus unenforceable and illegal. Id. at 140.</w:t>
+        <w:t xml:space="preserve">40 (quoting Ariz. Rev. Stat. § 36-⁠2811(B) (emphasis added by court)). With the exception of the words “denial of any,” which are replaced by the words “denied any” in the MMA, the language relied on by the Arizona Supreme Court is identical to the language Petitioners rely on here.</w:t>
+      </w:r>
+      <w:r>
+        <w:t xml:space="preserve"> </w:t>
+      </w:r>
+      <w:r>
+        <w:t xml:space="preserve">The second difference the 52nd Judicial District focuses on is the motivation for the adverse action. The Judicial District contends that the AMMA is distinguishable from the MMA because the AMMA “does not contain Pennsylvania’s ‘but for’ language.” Respondent’s Br. at 13. Leaving aside the fact that the MMA does not use the phrase “but for” and instead provides that patients “shall not be subject to arrest, prosecution or penalty in any manner, or denied any right or privilege ⁠. ⁠. ⁠. solely for lawful use of medical marijuana,” 35 P.S. § 10231.2013(a) (emphasis added), the AMMA contains essentially the same provision. It states that a “registered qualifying patient ⁠. ⁠. ⁠. is not subject to arrest, prosecution or penalty in any manner, or denial of any right or privilege ⁠. ⁠. ⁠. [f]or the registered qualifying patient’s medical use of marijuana pursuant to this chapter.” Ariz. Rev. Stat. § 36-⁠2811(B) (emphasis added). Both provisions are designed to establish a nexus between the protected conduct—medical marijuana use—and actions that would deter a person from engaging in that protected conduct. The Judicial District provides no explanation as to how the addition of the word “solely” would alter the Arizona Supreme Court’s conclusion in Reed- Kaliher.8 That is because it makes no difference. The intent of both laws is to protect medical marijuana patients from adverse actions that they would not face except for their use of medical marijuana in compliance with state law. The Judicial District also notes that the provision of the medical marijuana law that the Montana Supreme Court relied on in State v. Nelson, 195 P.3d 826 (Mont. 2008), does not contain the “solely for” phrase and instead provides that “A qualifying patient ⁠. ⁠. ⁠. may not be arrested, prosecuted, or penalized in any manner or be denied any right or privilege ⁠. ⁠. ⁠. for the medical use of marijuana.” Id. at 828 (emphasis added) (quoting Mont. Code Ann. § 50-⁠46-⁠201(1) (repealed 2011)). Again, the Judicial District does not explain how or why the word “solely” would have altered the court’s holding that the state medical marijuana law “simply does not give sentencing judges the authority to limit the privilege of medical use of marijuana while under state supervision.” Id. at 833. The Judicial District also claims, incorrectly, that “[t]he Montana Supreme Court was mostly concerned with the concept of an outright ban against the use of medical marijuana.” Respondent’s Br. at 24–25. In fact, the sentencing court in Nelson allowed the probationer to use medical marijuana in pill form but denied his request to smoke marijuana. Id. at 829. The Montana Supreme Court held that “[i]n limiting Nelson to the ingestion of marijuana in pill form, and requiring him to have a physician’s prescription to do so, the District Court ignored the clear intent of the voters of Montana that a qualifying patient with a valid registry identification card be lawfully entitled to grow and consume marijuana in legal amounts.” Id. at</w:t>
+      </w:r>
+      <w:r>
+        <w:t xml:space="preserve"> </w:t>
+      </w:r>
+      <w:r>
+        <w:t xml:space="preserve">That is why the Arizona Supreme Court held that the “AMMA bars courts from imposing a probation condition prohibiting the use of medical marijuana pursuant to AMMA,” Reed-Kaliher, 347 P.3d at 142. Because “[p]robation is a privilege,” conditioning a plea offer “on acceptance of a probationary term that would prohibit a qualified patient from using medical marijuana pursuant to the Act ⁠. ⁠. ⁠. would constitute the denial of a privilege.” Id. at 139. And because “[r]evocation of probation is a penalty,” imposing such a condition or penalizing a probationer “by revoking probation for such AMMA-compliant use ⁠. ⁠. ⁠. would constitute a punishment.” Id. Either way, such conditions conflict with the immunity accorded to medical marijuana patients and are thus unenforceable and illegal. Id. at 140.</w:t>
       </w:r>
       <w:r>
         <w:t xml:space="preserve"> </w:t>
@@ -5562,6 +5532,33 @@
     <w:pPr>
       <w:spacing w:before="0" w:after="0" w:line="322" w:lineRule="exact"/>
       <w:ind w:left="2160" w:hanging="720"/>
+    </w:pPr>
+  </w:style>
+  <w:style w:type="paragraph" w:customStyle="1" w:styleId="XdQuoteList1">
+    <w:name w:val="Xd Quote List 1"/>
+    <w:basedOn w:val="Normal"/>
+    <w:qFormat/>
+    <w:pPr>
+      <w:spacing w:before="0" w:after="0" w:line="322" w:lineRule="exact"/>
+      <w:ind w:left="1440" w:right="720" w:hanging="720"/>
+    </w:pPr>
+  </w:style>
+  <w:style w:type="paragraph" w:customStyle="1" w:styleId="XdQuoteList2">
+    <w:name w:val="Xd Quote List 2"/>
+    <w:basedOn w:val="Normal"/>
+    <w:qFormat/>
+    <w:pPr>
+      <w:spacing w:before="0" w:after="0" w:line="322" w:lineRule="exact"/>
+      <w:ind w:left="2160" w:right="720" w:hanging="720"/>
+    </w:pPr>
+  </w:style>
+  <w:style w:type="paragraph" w:customStyle="1" w:styleId="XdQuoteList3">
+    <w:name w:val="Xd Quote List 3"/>
+    <w:basedOn w:val="Normal"/>
+    <w:qFormat/>
+    <w:pPr>
+      <w:spacing w:before="0" w:after="0" w:line="322" w:lineRule="exact"/>
+      <w:ind w:left="2880" w:right="720" w:hanging="720"/>
     </w:pPr>
   </w:style>
   <w:style w:type="paragraph" w:customStyle="1" w:styleId="SourceCode">
